--- a/media/chatgpt-export.docx
+++ b/media/chatgpt-export.docx
@@ -91,33 +91,7 @@
             </mc:Choice>
           </mc:AlternateContent>
         </w:rPr>
-        <w:t xml:space="preserve"> by repeatedly stepping in the</w:t>
-      </w:r>
-      <w:r>
-        <w:rPr>
-          <mc:AlternateContent>
-            <mc:Choice Requires="w14">
-              <w14:ligatures w14:val="standardContextual"/>
-              <w14:numForm w14:val="oldStyle"/>
-              <w14:numSpacing w14:val="proportional"/>
-              <w14:cntxtAlts/>
-            </mc:Choice>
-          </mc:AlternateContent>
-        </w:rPr>
-        <w:t xml:space="preserve"> </w:t>
-      </w:r>
-      <w:r>
-        <w:rPr>
-          <mc:AlternateContent>
-            <mc:Choice Requires="w14">
-              <w14:ligatures w14:val="standardContextual"/>
-              <w14:numForm w14:val="oldStyle"/>
-              <w14:numSpacing w14:val="proportional"/>
-              <w14:cntxtAlts/>
-            </mc:Choice>
-          </mc:AlternateContent>
-        </w:rPr>
-        <w:t xml:space="preserve">direction that reduces it fastest — the negative gradient. Each update looks like:</w:t>
+        <w:t xml:space="preserve"> by repeatedly stepping in the direction that reduces it fastest — the negative gradient. Each update looks like:</w:t>
       </w:r>
     </w:p>
     <w:p>
@@ -262,7 +236,7 @@
     </w:p>
     <w:p>
       <w:pPr>
-        <w:pStyle w:val="Heading2"/>
+        <w:pStyle w:val="Heading3"/>
       </w:pPr>
       <w:bookmarkStart w:name="H_a_minimal_implementation" w:id="2"/>
       <w:r>
@@ -487,7 +461,7 @@
     </w:p>
     <w:p>
       <w:pPr>
-        <w:pStyle w:val="Heading2"/>
+        <w:pStyle w:val="Heading3"/>
       </w:pPr>
       <w:bookmarkStart w:name="H_choosing_the_learning_rate" w:id="3"/>
       <w:r>
@@ -650,7 +624,7 @@
     </w:p>
     <w:p>
       <w:pPr>
-        <w:pStyle w:val="Heading2"/>
+        <w:pStyle w:val="Heading3"/>
       </w:pPr>
       <w:bookmarkStart w:name="H_variants_worth_knowing" w:id="4"/>
       <w:r>
@@ -981,8 +955,8 @@
       </w:pPr>
     </w:p>
     <w:sectPr>
-      <w:headerReference w:type="default" r:id="Rc242f252819a44cd"/>
-      <w:footerReference w:type="default" r:id="R4da67f1e1b754b79"/>
+      <w:headerReference w:type="default" r:id="Ra4aa2f8a229a46ed"/>
+      <w:footerReference w:type="default" r:id="R7dc7025b9f4b4b99"/>
       <w:pgSz w:w="11906" w:h="16838"/>
       <w:pgMar w:top="1440" w:right="1440" w:bottom="1440" w:left="1440" w:header="576" w:footer="576" w:gutter="0"/>
     </w:sectPr>
@@ -1402,16 +1376,15 @@
 </file>
 
 <file path=customXml/item.xml><?xml version="1.0" encoding="utf-8"?>
-<marksmithSource schema="marksmith-source-v1" version="3.1.0.0" exportedUtc="2026-09-07T13:27:37.3980003Z" theme="GitHub Light" mermaidMode="1">
+<marksmithSource schema="marksmith-source-v1" version="3.1.0.0" exportedUtc="2026-09-11T06:01:37.0523765Z" theme="GitHub Light" mermaidMode="1">
   <markdown><![CDATA[# Understanding Gradient Descent
 Great question! Here's a clear walkthrough of how gradient descent actually works .
-**The core idea:** we want to minimise a loss function $ L(\theta) $ by repeatedly stepping in the
-direction that reduces it fastest — the negative gradient. Each update looks like:
+**The core idea:** we want to minimise a loss function $ L(\theta) $ by repeatedly stepping in the direction that reduces it fastest — the negative gradient. Each update looks like:
 $$
- \theta_{t+1} = \theta_t - \eta \, \nabla_\theta L(\theta_t) 
+\theta_{t+1} = \theta_t - \eta \nabla_\theta L(\theta_t)
 $$
 where $ \eta $ is the **learning rate**.
-## A minimal implementation
+### A minimal implementation
 ```python
 import numpy as np
 def gradient_descent(grad, theta, lr=0.1, steps=100):
@@ -1419,13 +1392,13 @@
         theta = theta - lr * grad(theta)
     return theta
 ```
-## Choosing the learning rate 
+### Choosing the learning rate 
 - Too **small** → training crawls and may never converge in reasonable time
 - Too **large** → the loss oscillates or diverges entirely 
 - A good default is to start around `1e-3` and tune from there
-## Variants worth knowing
+### Variants worth knowing
 | Variant | What changes | Good for |
-| --- | --- | --- |
+| :--- | :--- | :--- |
 | SGD | one sample per step | large datasets |
 | Momentum | accumulates past gradients | ravines / plateaus |
 | Adam | per-parameter adaptive rates | most deep-learning defaults |]]></markdown>
